--- a/screenshot/Required live test.docx
+++ b/screenshot/Required live test.docx
@@ -4,16 +4,16 @@
   <w:body>
     <w:p>
       <w:r>
-        <w:t>Required live test</w:t>
+        <w:t>Trace Map</w:t>
       </w:r>
     </w:p>
     <w:p>
       <w:r>
         <w:drawing>
-          <wp:inline distT="0" distB="0" distL="0" distR="0" wp14:anchorId="5975C7D0" wp14:editId="0AA09A31">
-            <wp:extent cx="5943600" cy="3033395"/>
-            <wp:effectExtent l="0" t="0" r="0" b="0"/>
-            <wp:docPr id="1739885710" name="Picture 1"/>
+          <wp:inline distT="0" distB="0" distL="0" distR="0" wp14:anchorId="7CF85D1F" wp14:editId="061229B1">
+            <wp:extent cx="5943600" cy="2794635"/>
+            <wp:effectExtent l="0" t="0" r="0" b="5715"/>
+            <wp:docPr id="627127280" name="Picture 1"/>
             <wp:cNvGraphicFramePr>
               <a:graphicFrameLocks xmlns:a="http://schemas.openxmlformats.org/drawingml/2006/main" noChangeAspect="1"/>
             </wp:cNvGraphicFramePr>
@@ -21,7 +21,7 @@
               <a:graphicData uri="http://schemas.openxmlformats.org/drawingml/2006/picture">
                 <pic:pic xmlns:pic="http://schemas.openxmlformats.org/drawingml/2006/picture">
                   <pic:nvPicPr>
-                    <pic:cNvPr id="1739885710" name=""/>
+                    <pic:cNvPr id="627127280" name=""/>
                     <pic:cNvPicPr/>
                   </pic:nvPicPr>
                   <pic:blipFill>
@@ -33,7 +33,7 @@
                   <pic:spPr>
                     <a:xfrm>
                       <a:off x="0" y="0"/>
-                      <a:ext cx="5943600" cy="3033395"/>
+                      <a:ext cx="5943600" cy="2794635"/>
                     </a:xfrm>
                     <a:prstGeom prst="rect">
                       <a:avLst/>
@@ -47,10 +47,10 @@
       </w:r>
       <w:r>
         <w:drawing>
-          <wp:inline distT="0" distB="0" distL="0" distR="0" wp14:anchorId="36D9C34A" wp14:editId="5043A6D8">
-            <wp:extent cx="5943600" cy="2969895"/>
-            <wp:effectExtent l="0" t="0" r="0" b="1905"/>
-            <wp:docPr id="618070370" name="Picture 1"/>
+          <wp:inline distT="0" distB="0" distL="0" distR="0" wp14:anchorId="2B4F9CF3" wp14:editId="36A89512">
+            <wp:extent cx="5943600" cy="2987675"/>
+            <wp:effectExtent l="0" t="0" r="0" b="3175"/>
+            <wp:docPr id="368875580" name="Picture 1"/>
             <wp:cNvGraphicFramePr>
               <a:graphicFrameLocks xmlns:a="http://schemas.openxmlformats.org/drawingml/2006/main" noChangeAspect="1"/>
             </wp:cNvGraphicFramePr>
@@ -58,7 +58,7 @@
               <a:graphicData uri="http://schemas.openxmlformats.org/drawingml/2006/picture">
                 <pic:pic xmlns:pic="http://schemas.openxmlformats.org/drawingml/2006/picture">
                   <pic:nvPicPr>
-                    <pic:cNvPr id="618070370" name=""/>
+                    <pic:cNvPr id="368875580" name=""/>
                     <pic:cNvPicPr/>
                   </pic:nvPicPr>
                   <pic:blipFill>
@@ -70,7 +70,7 @@
                   <pic:spPr>
                     <a:xfrm>
                       <a:off x="0" y="0"/>
-                      <a:ext cx="5943600" cy="2969895"/>
+                      <a:ext cx="5943600" cy="2987675"/>
                     </a:xfrm>
                     <a:prstGeom prst="rect">
                       <a:avLst/>
@@ -85,10 +85,10 @@
       <w:r>
         <w:lastRenderedPageBreak/>
         <w:drawing>
-          <wp:inline distT="0" distB="0" distL="0" distR="0" wp14:anchorId="6CC328B5" wp14:editId="19B1154D">
-            <wp:extent cx="5943600" cy="3630295"/>
-            <wp:effectExtent l="0" t="0" r="0" b="8255"/>
-            <wp:docPr id="1199229295" name="Picture 1"/>
+          <wp:inline distT="0" distB="0" distL="0" distR="0" wp14:anchorId="5513B9A6" wp14:editId="307DB4AE">
+            <wp:extent cx="5943600" cy="3141980"/>
+            <wp:effectExtent l="0" t="0" r="0" b="1270"/>
+            <wp:docPr id="949497506" name="Picture 1"/>
             <wp:cNvGraphicFramePr>
               <a:graphicFrameLocks xmlns:a="http://schemas.openxmlformats.org/drawingml/2006/main" noChangeAspect="1"/>
             </wp:cNvGraphicFramePr>
@@ -96,7 +96,7 @@
               <a:graphicData uri="http://schemas.openxmlformats.org/drawingml/2006/picture">
                 <pic:pic xmlns:pic="http://schemas.openxmlformats.org/drawingml/2006/picture">
                   <pic:nvPicPr>
-                    <pic:cNvPr id="1199229295" name=""/>
+                    <pic:cNvPr id="949497506" name=""/>
                     <pic:cNvPicPr/>
                   </pic:nvPicPr>
                   <pic:blipFill>
@@ -108,7 +108,7 @@
                   <pic:spPr>
                     <a:xfrm>
                       <a:off x="0" y="0"/>
-                      <a:ext cx="5943600" cy="3630295"/>
+                      <a:ext cx="5943600" cy="3141980"/>
                     </a:xfrm>
                     <a:prstGeom prst="rect">
                       <a:avLst/>
@@ -122,10 +122,10 @@
       </w:r>
       <w:r>
         <w:drawing>
-          <wp:inline distT="0" distB="0" distL="0" distR="0" wp14:anchorId="60848340" wp14:editId="1E0633F0">
-            <wp:extent cx="5943600" cy="3023870"/>
-            <wp:effectExtent l="0" t="0" r="0" b="5080"/>
-            <wp:docPr id="622099374" name="Picture 1"/>
+          <wp:inline distT="0" distB="0" distL="0" distR="0" wp14:anchorId="30758AD1" wp14:editId="44128F87">
+            <wp:extent cx="5943600" cy="3181985"/>
+            <wp:effectExtent l="0" t="0" r="0" b="0"/>
+            <wp:docPr id="1981156588" name="Picture 1"/>
             <wp:cNvGraphicFramePr>
               <a:graphicFrameLocks xmlns:a="http://schemas.openxmlformats.org/drawingml/2006/main" noChangeAspect="1"/>
             </wp:cNvGraphicFramePr>
@@ -133,7 +133,7 @@
               <a:graphicData uri="http://schemas.openxmlformats.org/drawingml/2006/picture">
                 <pic:pic xmlns:pic="http://schemas.openxmlformats.org/drawingml/2006/picture">
                   <pic:nvPicPr>
-                    <pic:cNvPr id="622099374" name=""/>
+                    <pic:cNvPr id="1981156588" name=""/>
                     <pic:cNvPicPr/>
                   </pic:nvPicPr>
                   <pic:blipFill>
@@ -145,7 +145,7 @@
                   <pic:spPr>
                     <a:xfrm>
                       <a:off x="0" y="0"/>
-                      <a:ext cx="5943600" cy="3023870"/>
+                      <a:ext cx="5943600" cy="3181985"/>
                     </a:xfrm>
                     <a:prstGeom prst="rect">
                       <a:avLst/>
@@ -160,10 +160,10 @@
       <w:r>
         <w:lastRenderedPageBreak/>
         <w:drawing>
-          <wp:inline distT="0" distB="0" distL="0" distR="0" wp14:anchorId="5979FAD6" wp14:editId="5C360663">
-            <wp:extent cx="5943600" cy="3080385"/>
-            <wp:effectExtent l="0" t="0" r="0" b="5715"/>
-            <wp:docPr id="63229729" name="Picture 1"/>
+          <wp:inline distT="0" distB="0" distL="0" distR="0" wp14:anchorId="78739287" wp14:editId="15B1D749">
+            <wp:extent cx="5943600" cy="3158490"/>
+            <wp:effectExtent l="0" t="0" r="0" b="3810"/>
+            <wp:docPr id="1009690996" name="Picture 1"/>
             <wp:cNvGraphicFramePr>
               <a:graphicFrameLocks xmlns:a="http://schemas.openxmlformats.org/drawingml/2006/main" noChangeAspect="1"/>
             </wp:cNvGraphicFramePr>
@@ -171,7 +171,7 @@
               <a:graphicData uri="http://schemas.openxmlformats.org/drawingml/2006/picture">
                 <pic:pic xmlns:pic="http://schemas.openxmlformats.org/drawingml/2006/picture">
                   <pic:nvPicPr>
-                    <pic:cNvPr id="63229729" name=""/>
+                    <pic:cNvPr id="1009690996" name=""/>
                     <pic:cNvPicPr/>
                   </pic:nvPicPr>
                   <pic:blipFill>
@@ -183,7 +183,7 @@
                   <pic:spPr>
                     <a:xfrm>
                       <a:off x="0" y="0"/>
-                      <a:ext cx="5943600" cy="3080385"/>
+                      <a:ext cx="5943600" cy="3158490"/>
                     </a:xfrm>
                     <a:prstGeom prst="rect">
                       <a:avLst/>
@@ -197,10 +197,10 @@
       </w:r>
       <w:r>
         <w:drawing>
-          <wp:inline distT="0" distB="0" distL="0" distR="0" wp14:anchorId="422D10C3" wp14:editId="114F246D">
-            <wp:extent cx="5943600" cy="2964180"/>
-            <wp:effectExtent l="0" t="0" r="0" b="7620"/>
-            <wp:docPr id="831124482" name="Picture 1"/>
+          <wp:inline distT="0" distB="0" distL="0" distR="0" wp14:anchorId="28E27D57" wp14:editId="279FA4BD">
+            <wp:extent cx="5943600" cy="3162935"/>
+            <wp:effectExtent l="0" t="0" r="0" b="0"/>
+            <wp:docPr id="607275055" name="Picture 1"/>
             <wp:cNvGraphicFramePr>
               <a:graphicFrameLocks xmlns:a="http://schemas.openxmlformats.org/drawingml/2006/main" noChangeAspect="1"/>
             </wp:cNvGraphicFramePr>
@@ -208,7 +208,7 @@
               <a:graphicData uri="http://schemas.openxmlformats.org/drawingml/2006/picture">
                 <pic:pic xmlns:pic="http://schemas.openxmlformats.org/drawingml/2006/picture">
                   <pic:nvPicPr>
-                    <pic:cNvPr id="831124482" name=""/>
+                    <pic:cNvPr id="607275055" name=""/>
                     <pic:cNvPicPr/>
                   </pic:nvPicPr>
                   <pic:blipFill>
@@ -220,7 +220,7 @@
                   <pic:spPr>
                     <a:xfrm>
                       <a:off x="0" y="0"/>
-                      <a:ext cx="5943600" cy="2964180"/>
+                      <a:ext cx="5943600" cy="3162935"/>
                     </a:xfrm>
                     <a:prstGeom prst="rect">
                       <a:avLst/>
@@ -235,10 +235,10 @@
       <w:r>
         <w:lastRenderedPageBreak/>
         <w:drawing>
-          <wp:inline distT="0" distB="0" distL="0" distR="0" wp14:anchorId="1379B147" wp14:editId="79F79778">
-            <wp:extent cx="5943600" cy="3046095"/>
-            <wp:effectExtent l="0" t="0" r="0" b="1905"/>
-            <wp:docPr id="993421040" name="Picture 1"/>
+          <wp:inline distT="0" distB="0" distL="0" distR="0" wp14:anchorId="2C1BC289" wp14:editId="0928C2AA">
+            <wp:extent cx="5943600" cy="3129915"/>
+            <wp:effectExtent l="0" t="0" r="0" b="0"/>
+            <wp:docPr id="342177129" name="Picture 1"/>
             <wp:cNvGraphicFramePr>
               <a:graphicFrameLocks xmlns:a="http://schemas.openxmlformats.org/drawingml/2006/main" noChangeAspect="1"/>
             </wp:cNvGraphicFramePr>
@@ -246,7 +246,7 @@
               <a:graphicData uri="http://schemas.openxmlformats.org/drawingml/2006/picture">
                 <pic:pic xmlns:pic="http://schemas.openxmlformats.org/drawingml/2006/picture">
                   <pic:nvPicPr>
-                    <pic:cNvPr id="993421040" name=""/>
+                    <pic:cNvPr id="342177129" name=""/>
                     <pic:cNvPicPr/>
                   </pic:nvPicPr>
                   <pic:blipFill>
@@ -258,7 +258,7 @@
                   <pic:spPr>
                     <a:xfrm>
                       <a:off x="0" y="0"/>
-                      <a:ext cx="5943600" cy="3046095"/>
+                      <a:ext cx="5943600" cy="3129915"/>
                     </a:xfrm>
                     <a:prstGeom prst="rect">
                       <a:avLst/>
@@ -272,10 +272,10 @@
       </w:r>
       <w:r>
         <w:drawing>
-          <wp:inline distT="0" distB="0" distL="0" distR="0" wp14:anchorId="1A1C20BB" wp14:editId="7CC757F8">
-            <wp:extent cx="5943600" cy="3094990"/>
+          <wp:inline distT="0" distB="0" distL="0" distR="0" wp14:anchorId="0B3C8B7D" wp14:editId="19737850">
+            <wp:extent cx="5943600" cy="3164840"/>
             <wp:effectExtent l="0" t="0" r="0" b="0"/>
-            <wp:docPr id="2029515582" name="Picture 1"/>
+            <wp:docPr id="63686017" name="Picture 1"/>
             <wp:cNvGraphicFramePr>
               <a:graphicFrameLocks xmlns:a="http://schemas.openxmlformats.org/drawingml/2006/main" noChangeAspect="1"/>
             </wp:cNvGraphicFramePr>
@@ -283,7 +283,7 @@
               <a:graphicData uri="http://schemas.openxmlformats.org/drawingml/2006/picture">
                 <pic:pic xmlns:pic="http://schemas.openxmlformats.org/drawingml/2006/picture">
                   <pic:nvPicPr>
-                    <pic:cNvPr id="2029515582" name=""/>
+                    <pic:cNvPr id="63686017" name=""/>
                     <pic:cNvPicPr/>
                   </pic:nvPicPr>
                   <pic:blipFill>
@@ -295,130 +295,7 @@
                   <pic:spPr>
                     <a:xfrm>
                       <a:off x="0" y="0"/>
-                      <a:ext cx="5943600" cy="3094990"/>
-                    </a:xfrm>
-                    <a:prstGeom prst="rect">
-                      <a:avLst/>
-                    </a:prstGeom>
-                  </pic:spPr>
-                </pic:pic>
-              </a:graphicData>
-            </a:graphic>
-          </wp:inline>
-        </w:drawing>
-      </w:r>
-    </w:p>
-    <w:p/>
-    <w:p>
-      <w:r>
-        <w:t>Final submission</w:t>
-      </w:r>
-    </w:p>
-    <w:p>
-      <w:r>
-        <w:lastRenderedPageBreak/>
-        <w:drawing>
-          <wp:inline distT="0" distB="0" distL="0" distR="0" wp14:anchorId="34CCC842" wp14:editId="1AA38DCD">
-            <wp:extent cx="5943600" cy="3138170"/>
-            <wp:effectExtent l="0" t="0" r="0" b="5080"/>
-            <wp:docPr id="764434383" name="Picture 1"/>
-            <wp:cNvGraphicFramePr>
-              <a:graphicFrameLocks xmlns:a="http://schemas.openxmlformats.org/drawingml/2006/main" noChangeAspect="1"/>
-            </wp:cNvGraphicFramePr>
-            <a:graphic xmlns:a="http://schemas.openxmlformats.org/drawingml/2006/main">
-              <a:graphicData uri="http://schemas.openxmlformats.org/drawingml/2006/picture">
-                <pic:pic xmlns:pic="http://schemas.openxmlformats.org/drawingml/2006/picture">
-                  <pic:nvPicPr>
-                    <pic:cNvPr id="764434383" name=""/>
-                    <pic:cNvPicPr/>
-                  </pic:nvPicPr>
-                  <pic:blipFill>
-                    <a:blip r:embed="rId12"/>
-                    <a:stretch>
-                      <a:fillRect/>
-                    </a:stretch>
-                  </pic:blipFill>
-                  <pic:spPr>
-                    <a:xfrm>
-                      <a:off x="0" y="0"/>
-                      <a:ext cx="5943600" cy="3138170"/>
-                    </a:xfrm>
-                    <a:prstGeom prst="rect">
-                      <a:avLst/>
-                    </a:prstGeom>
-                  </pic:spPr>
-                </pic:pic>
-              </a:graphicData>
-            </a:graphic>
-          </wp:inline>
-        </w:drawing>
-      </w:r>
-    </w:p>
-    <w:p>
-      <w:r>
-        <w:lastRenderedPageBreak/>
-        <w:drawing>
-          <wp:inline distT="0" distB="0" distL="0" distR="0" wp14:anchorId="1749ABF5" wp14:editId="509A6233">
-            <wp:extent cx="5943600" cy="3097530"/>
-            <wp:effectExtent l="0" t="0" r="0" b="7620"/>
-            <wp:docPr id="1069255412" name="Picture 1"/>
-            <wp:cNvGraphicFramePr>
-              <a:graphicFrameLocks xmlns:a="http://schemas.openxmlformats.org/drawingml/2006/main" noChangeAspect="1"/>
-            </wp:cNvGraphicFramePr>
-            <a:graphic xmlns:a="http://schemas.openxmlformats.org/drawingml/2006/main">
-              <a:graphicData uri="http://schemas.openxmlformats.org/drawingml/2006/picture">
-                <pic:pic xmlns:pic="http://schemas.openxmlformats.org/drawingml/2006/picture">
-                  <pic:nvPicPr>
-                    <pic:cNvPr id="1069255412" name=""/>
-                    <pic:cNvPicPr/>
-                  </pic:nvPicPr>
-                  <pic:blipFill>
-                    <a:blip r:embed="rId13"/>
-                    <a:stretch>
-                      <a:fillRect/>
-                    </a:stretch>
-                  </pic:blipFill>
-                  <pic:spPr>
-                    <a:xfrm>
-                      <a:off x="0" y="0"/>
-                      <a:ext cx="5943600" cy="3097530"/>
-                    </a:xfrm>
-                    <a:prstGeom prst="rect">
-                      <a:avLst/>
-                    </a:prstGeom>
-                  </pic:spPr>
-                </pic:pic>
-              </a:graphicData>
-            </a:graphic>
-          </wp:inline>
-        </w:drawing>
-      </w:r>
-      <w:r>
-        <w:drawing>
-          <wp:inline distT="0" distB="0" distL="0" distR="0" wp14:anchorId="7DEAAD99" wp14:editId="0C7E1953">
-            <wp:extent cx="5943600" cy="3132455"/>
-            <wp:effectExtent l="0" t="0" r="0" b="0"/>
-            <wp:docPr id="187739553" name="Picture 1"/>
-            <wp:cNvGraphicFramePr>
-              <a:graphicFrameLocks xmlns:a="http://schemas.openxmlformats.org/drawingml/2006/main" noChangeAspect="1"/>
-            </wp:cNvGraphicFramePr>
-            <a:graphic xmlns:a="http://schemas.openxmlformats.org/drawingml/2006/main">
-              <a:graphicData uri="http://schemas.openxmlformats.org/drawingml/2006/picture">
-                <pic:pic xmlns:pic="http://schemas.openxmlformats.org/drawingml/2006/picture">
-                  <pic:nvPicPr>
-                    <pic:cNvPr id="187739553" name=""/>
-                    <pic:cNvPicPr/>
-                  </pic:nvPicPr>
-                  <pic:blipFill>
-                    <a:blip r:embed="rId14"/>
-                    <a:stretch>
-                      <a:fillRect/>
-                    </a:stretch>
-                  </pic:blipFill>
-                  <pic:spPr>
-                    <a:xfrm>
-                      <a:off x="0" y="0"/>
-                      <a:ext cx="5943600" cy="3132455"/>
+                      <a:ext cx="5943600" cy="3164840"/>
                     </a:xfrm>
                     <a:prstGeom prst="rect">
                       <a:avLst/>
@@ -433,10 +310,10 @@
       <w:r>
         <w:lastRenderedPageBreak/>
         <w:drawing>
-          <wp:inline distT="0" distB="0" distL="0" distR="0" wp14:anchorId="6E7A9C76" wp14:editId="102CCE91">
-            <wp:extent cx="5943600" cy="3091180"/>
-            <wp:effectExtent l="0" t="0" r="0" b="0"/>
-            <wp:docPr id="596592899" name="Picture 1"/>
+          <wp:inline distT="0" distB="0" distL="0" distR="0" wp14:anchorId="7D591731" wp14:editId="7DFE257A">
+            <wp:extent cx="5943600" cy="3154680"/>
+            <wp:effectExtent l="0" t="0" r="0" b="7620"/>
+            <wp:docPr id="1224279080" name="Picture 1"/>
             <wp:cNvGraphicFramePr>
               <a:graphicFrameLocks xmlns:a="http://schemas.openxmlformats.org/drawingml/2006/main" noChangeAspect="1"/>
             </wp:cNvGraphicFramePr>
@@ -444,11 +321,11 @@
               <a:graphicData uri="http://schemas.openxmlformats.org/drawingml/2006/picture">
                 <pic:pic xmlns:pic="http://schemas.openxmlformats.org/drawingml/2006/picture">
                   <pic:nvPicPr>
-                    <pic:cNvPr id="596592899" name=""/>
+                    <pic:cNvPr id="1224279080" name=""/>
                     <pic:cNvPicPr/>
                   </pic:nvPicPr>
                   <pic:blipFill>
-                    <a:blip r:embed="rId15"/>
+                    <a:blip r:embed="rId12"/>
                     <a:stretch>
                       <a:fillRect/>
                     </a:stretch>
@@ -456,197 +333,7 @@
                   <pic:spPr>
                     <a:xfrm>
                       <a:off x="0" y="0"/>
-                      <a:ext cx="5943600" cy="3091180"/>
-                    </a:xfrm>
-                    <a:prstGeom prst="rect">
-                      <a:avLst/>
-                    </a:prstGeom>
-                  </pic:spPr>
-                </pic:pic>
-              </a:graphicData>
-            </a:graphic>
-          </wp:inline>
-        </w:drawing>
-      </w:r>
-      <w:r>
-        <w:drawing>
-          <wp:inline distT="0" distB="0" distL="0" distR="0" wp14:anchorId="7648083F" wp14:editId="3E98B31F">
-            <wp:extent cx="5943600" cy="3117850"/>
-            <wp:effectExtent l="0" t="0" r="0" b="6350"/>
-            <wp:docPr id="1558572932" name="Picture 1"/>
-            <wp:cNvGraphicFramePr>
-              <a:graphicFrameLocks xmlns:a="http://schemas.openxmlformats.org/drawingml/2006/main" noChangeAspect="1"/>
-            </wp:cNvGraphicFramePr>
-            <a:graphic xmlns:a="http://schemas.openxmlformats.org/drawingml/2006/main">
-              <a:graphicData uri="http://schemas.openxmlformats.org/drawingml/2006/picture">
-                <pic:pic xmlns:pic="http://schemas.openxmlformats.org/drawingml/2006/picture">
-                  <pic:nvPicPr>
-                    <pic:cNvPr id="1558572932" name=""/>
-                    <pic:cNvPicPr/>
-                  </pic:nvPicPr>
-                  <pic:blipFill>
-                    <a:blip r:embed="rId16"/>
-                    <a:stretch>
-                      <a:fillRect/>
-                    </a:stretch>
-                  </pic:blipFill>
-                  <pic:spPr>
-                    <a:xfrm>
-                      <a:off x="0" y="0"/>
-                      <a:ext cx="5943600" cy="3117850"/>
-                    </a:xfrm>
-                    <a:prstGeom prst="rect">
-                      <a:avLst/>
-                    </a:prstGeom>
-                  </pic:spPr>
-                </pic:pic>
-              </a:graphicData>
-            </a:graphic>
-          </wp:inline>
-        </w:drawing>
-      </w:r>
-      <w:r>
-        <w:lastRenderedPageBreak/>
-        <w:drawing>
-          <wp:inline distT="0" distB="0" distL="0" distR="0" wp14:anchorId="6631EFA9" wp14:editId="165C52EB">
-            <wp:extent cx="5943600" cy="3130550"/>
-            <wp:effectExtent l="0" t="0" r="0" b="0"/>
-            <wp:docPr id="1711167674" name="Picture 1"/>
-            <wp:cNvGraphicFramePr>
-              <a:graphicFrameLocks xmlns:a="http://schemas.openxmlformats.org/drawingml/2006/main" noChangeAspect="1"/>
-            </wp:cNvGraphicFramePr>
-            <a:graphic xmlns:a="http://schemas.openxmlformats.org/drawingml/2006/main">
-              <a:graphicData uri="http://schemas.openxmlformats.org/drawingml/2006/picture">
-                <pic:pic xmlns:pic="http://schemas.openxmlformats.org/drawingml/2006/picture">
-                  <pic:nvPicPr>
-                    <pic:cNvPr id="1711167674" name=""/>
-                    <pic:cNvPicPr/>
-                  </pic:nvPicPr>
-                  <pic:blipFill>
-                    <a:blip r:embed="rId17"/>
-                    <a:stretch>
-                      <a:fillRect/>
-                    </a:stretch>
-                  </pic:blipFill>
-                  <pic:spPr>
-                    <a:xfrm>
-                      <a:off x="0" y="0"/>
-                      <a:ext cx="5943600" cy="3130550"/>
-                    </a:xfrm>
-                    <a:prstGeom prst="rect">
-                      <a:avLst/>
-                    </a:prstGeom>
-                  </pic:spPr>
-                </pic:pic>
-              </a:graphicData>
-            </a:graphic>
-          </wp:inline>
-        </w:drawing>
-      </w:r>
-    </w:p>
-    <w:p>
-      <w:r>
-        <w:lastRenderedPageBreak/>
-        <w:drawing>
-          <wp:inline distT="0" distB="0" distL="0" distR="0" wp14:anchorId="1EF1540A" wp14:editId="53C46E87">
-            <wp:extent cx="5943600" cy="3089275"/>
-            <wp:effectExtent l="0" t="0" r="0" b="0"/>
-            <wp:docPr id="655547715" name="Picture 1"/>
-            <wp:cNvGraphicFramePr>
-              <a:graphicFrameLocks xmlns:a="http://schemas.openxmlformats.org/drawingml/2006/main" noChangeAspect="1"/>
-            </wp:cNvGraphicFramePr>
-            <a:graphic xmlns:a="http://schemas.openxmlformats.org/drawingml/2006/main">
-              <a:graphicData uri="http://schemas.openxmlformats.org/drawingml/2006/picture">
-                <pic:pic xmlns:pic="http://schemas.openxmlformats.org/drawingml/2006/picture">
-                  <pic:nvPicPr>
-                    <pic:cNvPr id="655547715" name=""/>
-                    <pic:cNvPicPr/>
-                  </pic:nvPicPr>
-                  <pic:blipFill>
-                    <a:blip r:embed="rId18"/>
-                    <a:stretch>
-                      <a:fillRect/>
-                    </a:stretch>
-                  </pic:blipFill>
-                  <pic:spPr>
-                    <a:xfrm>
-                      <a:off x="0" y="0"/>
-                      <a:ext cx="5943600" cy="3089275"/>
-                    </a:xfrm>
-                    <a:prstGeom prst="rect">
-                      <a:avLst/>
-                    </a:prstGeom>
-                  </pic:spPr>
-                </pic:pic>
-              </a:graphicData>
-            </a:graphic>
-          </wp:inline>
-        </w:drawing>
-      </w:r>
-      <w:r>
-        <w:drawing>
-          <wp:inline distT="0" distB="0" distL="0" distR="0" wp14:anchorId="29BFF535" wp14:editId="23B7C969">
-            <wp:extent cx="5943600" cy="2454275"/>
-            <wp:effectExtent l="0" t="0" r="0" b="3175"/>
-            <wp:docPr id="1164364233" name="Picture 1"/>
-            <wp:cNvGraphicFramePr>
-              <a:graphicFrameLocks xmlns:a="http://schemas.openxmlformats.org/drawingml/2006/main" noChangeAspect="1"/>
-            </wp:cNvGraphicFramePr>
-            <a:graphic xmlns:a="http://schemas.openxmlformats.org/drawingml/2006/main">
-              <a:graphicData uri="http://schemas.openxmlformats.org/drawingml/2006/picture">
-                <pic:pic xmlns:pic="http://schemas.openxmlformats.org/drawingml/2006/picture">
-                  <pic:nvPicPr>
-                    <pic:cNvPr id="1164364233" name=""/>
-                    <pic:cNvPicPr/>
-                  </pic:nvPicPr>
-                  <pic:blipFill>
-                    <a:blip r:embed="rId19"/>
-                    <a:stretch>
-                      <a:fillRect/>
-                    </a:stretch>
-                  </pic:blipFill>
-                  <pic:spPr>
-                    <a:xfrm>
-                      <a:off x="0" y="0"/>
-                      <a:ext cx="5943600" cy="2454275"/>
-                    </a:xfrm>
-                    <a:prstGeom prst="rect">
-                      <a:avLst/>
-                    </a:prstGeom>
-                  </pic:spPr>
-                </pic:pic>
-              </a:graphicData>
-            </a:graphic>
-          </wp:inline>
-        </w:drawing>
-      </w:r>
-      <w:r>
-        <w:lastRenderedPageBreak/>
-        <w:drawing>
-          <wp:inline distT="0" distB="0" distL="0" distR="0" wp14:anchorId="7E2425FB" wp14:editId="3104C54B">
-            <wp:extent cx="5943600" cy="2856865"/>
-            <wp:effectExtent l="0" t="0" r="0" b="635"/>
-            <wp:docPr id="917181032" name="Picture 1"/>
-            <wp:cNvGraphicFramePr>
-              <a:graphicFrameLocks xmlns:a="http://schemas.openxmlformats.org/drawingml/2006/main" noChangeAspect="1"/>
-            </wp:cNvGraphicFramePr>
-            <a:graphic xmlns:a="http://schemas.openxmlformats.org/drawingml/2006/main">
-              <a:graphicData uri="http://schemas.openxmlformats.org/drawingml/2006/picture">
-                <pic:pic xmlns:pic="http://schemas.openxmlformats.org/drawingml/2006/picture">
-                  <pic:nvPicPr>
-                    <pic:cNvPr id="917181032" name=""/>
-                    <pic:cNvPicPr/>
-                  </pic:nvPicPr>
-                  <pic:blipFill>
-                    <a:blip r:embed="rId20"/>
-                    <a:stretch>
-                      <a:fillRect/>
-                    </a:stretch>
-                  </pic:blipFill>
-                  <pic:spPr>
-                    <a:xfrm>
-                      <a:off x="0" y="0"/>
-                      <a:ext cx="5943600" cy="2856865"/>
+                      <a:ext cx="5943600" cy="3154680"/>
                     </a:xfrm>
                     <a:prstGeom prst="rect">
                       <a:avLst/>
